--- a/RT/РТ (УП11) пара 36 ст Ермилов Д.Е..docx
+++ b/RT/РТ (УП11) пара 36 ст Ермилов Д.Е..docx
@@ -154,7 +154,7 @@
           <w:color w:val="0F1115"/>
           <w:lang w:eastAsia="ru-RU"/>
         </w:rPr>
-        <w:t xml:space="preserve"> Ермилов Даниил Евгеньевич</w:t>
+        <w:t xml:space="preserve"> 26.10.2026</w:t>
       </w:r>
       <w:r>
         <w:rPr>
@@ -180,7 +180,7 @@
           <w:color w:val="0F1115"/>
           <w:lang w:eastAsia="ru-RU"/>
         </w:rPr>
-        <w:t xml:space="preserve"> «Парфюмерия»</w:t>
+        <w:t xml:space="preserve"> Ермилов Даниил Евгеньевич</w:t>
       </w:r>
       <w:r>
         <w:rPr>
@@ -232,7 +232,7 @@
           <w:color w:val="0F1115"/>
           <w:lang w:eastAsia="ru-RU"/>
         </w:rPr>
-        <w:t xml:space="preserve"> ____________________</w:t>
+        <w:t xml:space="preserve"> «Парфюмерия»</w:t>
       </w:r>
     </w:p>
     <w:p>
@@ -1185,6 +1185,7 @@
                 <w:szCs w:val="23"/>
                 <w:lang w:eastAsia="ru-RU"/>
               </w:rPr>
+              <w:lastRenderedPageBreak/>
               <w:t>GUI</w:t>
             </w:r>
           </w:p>
@@ -2293,6 +2294,7 @@
                 <w:szCs w:val="23"/>
                 <w:lang w:eastAsia="ru-RU"/>
               </w:rPr>
+              <w:lastRenderedPageBreak/>
               <w:t>Администратор</w:t>
             </w:r>
           </w:p>
@@ -7610,7 +7612,7 @@
                 <w:szCs w:val="23"/>
                 <w:lang w:eastAsia="ru-RU"/>
               </w:rPr>
-              <w:t xml:space="preserve">Нет </w:t>
+              <w:t>Нет </w:t>
             </w:r>
             <w:proofErr w:type="spellStart"/>
             <w:r>
@@ -7801,7 +7803,7 @@
                 <w:szCs w:val="23"/>
                 <w:lang w:eastAsia="ru-RU"/>
               </w:rPr>
-              <w:t xml:space="preserve">Проверьте, что кнопка есть в </w:t>
+              <w:t>Проверьте, что кнопка есть в </w:t>
             </w:r>
             <w:proofErr w:type="spellStart"/>
             <w:r>
@@ -7881,7 +7883,7 @@
                 <w:szCs w:val="23"/>
                 <w:lang w:eastAsia="ru-RU"/>
               </w:rPr>
-              <w:t xml:space="preserve">Нет проверки </w:t>
+              <w:t>Нет проверки </w:t>
             </w:r>
             <w:proofErr w:type="spellStart"/>
             <w:r>
@@ -7926,7 +7928,7 @@
                 <w:szCs w:val="23"/>
                 <w:lang w:eastAsia="ru-RU"/>
               </w:rPr>
-              <w:t xml:space="preserve">Добавьте </w:t>
+              <w:t>Добавьте </w:t>
             </w:r>
             <w:proofErr w:type="spellStart"/>
             <w:r>
@@ -7995,7 +7997,7 @@
                 <w:szCs w:val="23"/>
                 <w:lang w:eastAsia="ru-RU"/>
               </w:rPr>
-              <w:t xml:space="preserve"> = </w:t>
+              <w:t> = </w:t>
             </w:r>
             <w:proofErr w:type="spellStart"/>
             <w:r>
@@ -8040,7 +8042,7 @@
                 <w:szCs w:val="23"/>
                 <w:lang w:eastAsia="ru-RU"/>
               </w:rPr>
-              <w:t xml:space="preserve">Не передан из </w:t>
+              <w:t>Не передан из </w:t>
             </w:r>
             <w:proofErr w:type="spellStart"/>
             <w:r>
@@ -8085,7 +8087,7 @@
                 <w:szCs w:val="23"/>
                 <w:lang w:eastAsia="ru-RU"/>
               </w:rPr>
-              <w:t xml:space="preserve">Проверьте </w:t>
+              <w:t>Проверьте </w:t>
             </w:r>
             <w:proofErr w:type="spellStart"/>
             <w:r>
@@ -8607,6 +8609,9 @@
                 <w:lang w:eastAsia="ru-RU"/>
               </w:rPr>
             </w:pPr>
+            <w:r>
+              <w:t>1</w:t>
+            </w:r>
           </w:p>
         </w:tc>
         <w:tc>
@@ -8631,6 +8636,9 @@
                 <w:lang w:eastAsia="ru-RU"/>
               </w:rPr>
             </w:pPr>
+            <w:r>
+              <w:t>Администратор</w:t>
+            </w:r>
           </w:p>
         </w:tc>
       </w:tr>
@@ -8657,6 +8665,9 @@
                 <w:lang w:eastAsia="ru-RU"/>
               </w:rPr>
             </w:pPr>
+            <w:r>
+              <w:t>2</w:t>
+            </w:r>
           </w:p>
         </w:tc>
         <w:tc>
@@ -8681,6 +8692,9 @@
                 <w:lang w:eastAsia="ru-RU"/>
               </w:rPr>
             </w:pPr>
+            <w:r>
+              <w:t>Менеджер</w:t>
+            </w:r>
           </w:p>
         </w:tc>
       </w:tr>
@@ -8707,6 +8721,9 @@
                 <w:lang w:eastAsia="ru-RU"/>
               </w:rPr>
             </w:pPr>
+            <w:r>
+              <w:t>3</w:t>
+            </w:r>
           </w:p>
         </w:tc>
         <w:tc>
@@ -8731,6 +8748,9 @@
                 <w:lang w:eastAsia="ru-RU"/>
               </w:rPr>
             </w:pPr>
+            <w:r>
+              <w:t>Пользователь</w:t>
+            </w:r>
           </w:p>
         </w:tc>
       </w:tr>
@@ -12576,6 +12596,9 @@
                 <w:lang w:eastAsia="ru-RU"/>
               </w:rPr>
             </w:pPr>
+            <w:r>
+              <w:t>Каталог без фильтрации, сортировки и поиска</w:t>
+            </w:r>
           </w:p>
         </w:tc>
         <w:tc>
@@ -12625,7 +12648,7 @@
                 <w:szCs w:val="23"/>
                 <w:lang w:eastAsia="ru-RU"/>
               </w:rPr>
-              <w:t>☑</w:t>
+              <w:t>☐</w:t>
             </w:r>
             <w:r>
               <w:rPr>
@@ -12695,6 +12718,9 @@
                 <w:lang w:eastAsia="ru-RU"/>
               </w:rPr>
             </w:pPr>
+            <w:r>
+              <w:t>Каталог, фильтры, поиск и оформление заказа</w:t>
+            </w:r>
           </w:p>
         </w:tc>
         <w:tc>
@@ -12744,7 +12770,7 @@
                 <w:szCs w:val="23"/>
                 <w:lang w:eastAsia="ru-RU"/>
               </w:rPr>
-              <w:t>☑</w:t>
+              <w:t>☐</w:t>
             </w:r>
             <w:r>
               <w:rPr>
@@ -12814,6 +12840,9 @@
                 <w:lang w:eastAsia="ru-RU"/>
               </w:rPr>
             </w:pPr>
+            <w:r>
+              <w:t>Каталог и управление заказами</w:t>
+            </w:r>
           </w:p>
         </w:tc>
         <w:tc>
@@ -12863,7 +12892,7 @@
                 <w:szCs w:val="23"/>
                 <w:lang w:eastAsia="ru-RU"/>
               </w:rPr>
-              <w:t>☑</w:t>
+              <w:t>☐</w:t>
             </w:r>
             <w:r>
               <w:rPr>
@@ -12933,6 +12962,9 @@
                 <w:lang w:eastAsia="ru-RU"/>
               </w:rPr>
             </w:pPr>
+            <w:r>
+              <w:t>Каталог, заказы и административные функции</w:t>
+            </w:r>
           </w:p>
         </w:tc>
         <w:tc>
@@ -12982,7 +13014,7 @@
                 <w:szCs w:val="23"/>
                 <w:lang w:eastAsia="ru-RU"/>
               </w:rPr>
-              <w:t>☑</w:t>
+              <w:t>☐</w:t>
             </w:r>
             <w:r>
               <w:rPr>
@@ -14469,7 +14501,7 @@
                 <w:szCs w:val="23"/>
                 <w:lang w:eastAsia="ru-RU"/>
               </w:rPr>
-              <w:t xml:space="preserve">Как передать </w:t>
+              <w:t>Как передать </w:t>
             </w:r>
             <w:proofErr w:type="spellStart"/>
             <w:r>
@@ -15055,7 +15087,7 @@
                 <w:szCs w:val="23"/>
                 <w:lang w:eastAsia="ru-RU"/>
               </w:rPr>
-              <w:t xml:space="preserve">Передали </w:t>
+              <w:t>Передали </w:t>
             </w:r>
             <w:proofErr w:type="spellStart"/>
             <w:r>
@@ -15076,7 +15108,7 @@
                 <w:szCs w:val="23"/>
                 <w:lang w:eastAsia="ru-RU"/>
               </w:rPr>
-              <w:t xml:space="preserve"> в </w:t>
+              <w:t> в </w:t>
             </w:r>
             <w:proofErr w:type="spellStart"/>
             <w:r>
@@ -15290,7 +15322,7 @@
                 <w:szCs w:val="23"/>
                 <w:lang w:eastAsia="ru-RU"/>
               </w:rPr>
-              <w:t xml:space="preserve">Написали </w:t>
+              <w:t>Написали </w:t>
             </w:r>
             <w:proofErr w:type="spellStart"/>
             <w:r>
@@ -15370,6 +15402,7 @@
                 <w:szCs w:val="23"/>
                 <w:lang w:eastAsia="ru-RU"/>
               </w:rPr>
+              <w:lastRenderedPageBreak/>
               <w:t>5</w:t>
             </w:r>
           </w:p>
@@ -15780,7 +15813,7 @@
           <w:color w:val="0F1115"/>
           <w:lang w:eastAsia="ru-RU"/>
         </w:rPr>
-        <w:t>☑</w:t>
+        <w:t>☐</w:t>
       </w:r>
       <w:r>
         <w:rPr>
@@ -15804,7 +15837,7 @@
           <w:color w:val="0F1115"/>
           <w:lang w:eastAsia="ru-RU"/>
         </w:rPr>
-        <w:t>☑</w:t>
+        <w:t>☐</w:t>
       </w:r>
       <w:r>
         <w:rPr>
@@ -16248,7 +16281,7 @@
                 <w:szCs w:val="23"/>
                 <w:lang w:eastAsia="ru-RU"/>
               </w:rPr>
-              <w:t xml:space="preserve"> передаётся</w:t>
+              <w:t> передаётся</w:t>
             </w:r>
           </w:p>
         </w:tc>
@@ -16516,7 +16549,7 @@
                 <w:szCs w:val="23"/>
                 <w:lang w:eastAsia="ru-RU"/>
               </w:rPr>
-              <w:t xml:space="preserve"> написан</w:t>
+              <w:t> написан</w:t>
             </w:r>
           </w:p>
         </w:tc>
@@ -17251,6 +17284,7 @@
                 <w:szCs w:val="23"/>
                 <w:lang w:eastAsia="ru-RU"/>
               </w:rPr>
+              <w:lastRenderedPageBreak/>
               <w:t>10</w:t>
             </w:r>
           </w:p>
@@ -19403,7 +19437,7 @@
                 <w:szCs w:val="23"/>
                 <w:lang w:eastAsia="ru-RU"/>
               </w:rPr>
-              <w:t xml:space="preserve"> выложен</w:t>
+              <w:t> выложен</w:t>
             </w:r>
           </w:p>
         </w:tc>
@@ -19514,7 +19548,7 @@
                 <w:szCs w:val="23"/>
                 <w:lang w:eastAsia="ru-RU"/>
               </w:rPr>
-              <w:t xml:space="preserve"> выложен</w:t>
+              <w:t> выложен</w:t>
             </w:r>
           </w:p>
         </w:tc>
@@ -20549,6 +20583,7 @@
                 <w:szCs w:val="23"/>
                 <w:lang w:eastAsia="ru-RU"/>
               </w:rPr>
+              <w:lastRenderedPageBreak/>
               <w:t>2</w:t>
             </w:r>
           </w:p>
@@ -22701,7 +22736,7 @@
                 <w:szCs w:val="23"/>
                 <w:lang w:eastAsia="ru-RU"/>
               </w:rPr>
-              <w:t xml:space="preserve">Нет </w:t>
+              <w:t>Нет </w:t>
             </w:r>
             <w:proofErr w:type="spellStart"/>
             <w:r>
@@ -22895,7 +22930,7 @@
                 <w:szCs w:val="23"/>
                 <w:lang w:eastAsia="ru-RU"/>
               </w:rPr>
-              <w:t xml:space="preserve">Проверьте, что кнопка есть в </w:t>
+              <w:t>Проверьте, что кнопка есть в </w:t>
             </w:r>
             <w:proofErr w:type="spellStart"/>
             <w:r>
@@ -22978,7 +23013,7 @@
                 <w:szCs w:val="23"/>
                 <w:lang w:eastAsia="ru-RU"/>
               </w:rPr>
-              <w:t xml:space="preserve">Нет проверки </w:t>
+              <w:t>Нет проверки </w:t>
             </w:r>
             <w:proofErr w:type="spellStart"/>
             <w:r>
@@ -23023,7 +23058,7 @@
                 <w:szCs w:val="23"/>
                 <w:lang w:eastAsia="ru-RU"/>
               </w:rPr>
-              <w:t xml:space="preserve">Добавьте </w:t>
+              <w:t>Добавьте </w:t>
             </w:r>
             <w:proofErr w:type="spellStart"/>
             <w:r>
@@ -23095,7 +23130,7 @@
                 <w:szCs w:val="23"/>
                 <w:lang w:eastAsia="ru-RU"/>
               </w:rPr>
-              <w:t xml:space="preserve"> = </w:t>
+              <w:t> = </w:t>
             </w:r>
             <w:proofErr w:type="spellStart"/>
             <w:r>
@@ -23140,7 +23175,7 @@
                 <w:szCs w:val="23"/>
                 <w:lang w:eastAsia="ru-RU"/>
               </w:rPr>
-              <w:t xml:space="preserve">Не передан из </w:t>
+              <w:t>Не передан из </w:t>
             </w:r>
             <w:proofErr w:type="spellStart"/>
             <w:r>
@@ -23185,7 +23220,7 @@
                 <w:szCs w:val="23"/>
                 <w:lang w:eastAsia="ru-RU"/>
               </w:rPr>
-              <w:t xml:space="preserve">Проверьте </w:t>
+              <w:t>Проверьте </w:t>
             </w:r>
             <w:proofErr w:type="spellStart"/>
             <w:r>
